--- a/Book-What_is_Wholeness/what_is_wholeness.docx
+++ b/Book-What_is_Wholeness/what_is_wholeness.docx
@@ -4,21 +4,27 @@
   <w:body>
     <w:p>
       <w:pPr>
-        <w:rPr>
-          <w:b/>
-          <w:bCs/>
+        <w:jc w:val="center"/>
+        <w:rPr>
+          <w:b/>
+          <w:bCs/>
+          <w:sz w:val="36"/>
+          <w:szCs w:val="36"/>
         </w:rPr>
       </w:pPr>
       <w:r>
         <w:rPr>
           <w:b/>
           <w:bCs/>
+          <w:sz w:val="36"/>
+          <w:szCs w:val="36"/>
         </w:rPr>
         <w:t>WHAT IS WHOLENESS?</w:t>
       </w:r>
     </w:p>
     <w:p>
       <w:pPr>
+        <w:jc w:val="center"/>
         <w:rPr>
           <w:b/>
           <w:bCs/>
@@ -29,11 +35,43 @@
           <w:b/>
           <w:bCs/>
         </w:rPr>
-        <w:t>The Circumpunct Octave</w:t>
+        <w:t>The Circumpunct</w:t>
+      </w:r>
+      <w:r>
+        <w:rPr>
+          <w:b/>
+          <w:bCs/>
+        </w:rPr>
+        <w:br/>
+      </w:r>
+      <w:r>
+        <w:rPr>
+          <w:i/>
+          <w:iCs/>
+        </w:rPr>
+        <w:t>This circle comes punctured.</w:t>
+      </w:r>
+      <w:r>
+        <w:rPr>
+          <w:i/>
+          <w:iCs/>
+        </w:rPr>
+        <w:br/>
+      </w:r>
+      <w:r>
+        <w:rPr>
+          <w:rFonts w:ascii="Cambria Math" w:hAnsi="Cambria Math" w:cs="Cambria Math"/>
+          <w:b/>
+          <w:bCs/>
+          <w:sz w:val="96"/>
+          <w:szCs w:val="96"/>
+        </w:rPr>
+        <w:t>⊙</w:t>
       </w:r>
     </w:p>
     <w:p>
       <w:pPr>
+        <w:jc w:val="center"/>
         <w:rPr>
           <w:b/>
           <w:bCs/>
@@ -50,67 +88,11 @@
     <w:p>
       <w:r>
         <w:pict w14:anchorId="38D0E4DB">
-          <v:rect id="_x0000_i1181" style="width:0;height:1.5pt" o:hralign="center" o:hrstd="t" o:hr="t" fillcolor="#a0a0a0" stroked="f"/>
+          <v:rect id="_x0000_i1025" style="width:0;height:1.5pt" o:hralign="center" o:hrstd="t" o:hr="t" fillcolor="#a0a0a0" stroked="f"/>
         </w:pict>
       </w:r>
     </w:p>
     <w:p>
-      <w:r>
-        <w:rPr>
-          <w:b/>
-          <w:bCs/>
-        </w:rPr>
-        <w:t>I am whole.</w:t>
-      </w:r>
-      <w:r>
-        <w:br/>
-      </w:r>
-      <w:r>
-        <w:rPr>
-          <w:b/>
-          <w:bCs/>
-        </w:rPr>
-        <w:t>I have parts.</w:t>
-      </w:r>
-      <w:r>
-        <w:br/>
-      </w:r>
-      <w:r>
-        <w:rPr>
-          <w:b/>
-          <w:bCs/>
-        </w:rPr>
-        <w:t>I am also part.</w:t>
-      </w:r>
-      <w:r>
-        <w:br/>
-      </w:r>
-      <w:r>
-        <w:rPr>
-          <w:b/>
-          <w:bCs/>
-        </w:rPr>
-        <w:t>I am whole and part.</w:t>
-      </w:r>
-      <w:r>
-        <w:br/>
-      </w:r>
-      <w:r>
-        <w:rPr>
-          <w:b/>
-          <w:bCs/>
-        </w:rPr>
-        <w:t>I am whole with parts.</w:t>
-      </w:r>
-    </w:p>
-    <w:p>
-      <w:r>
-        <w:pict w14:anchorId="40E8756F">
-          <v:rect id="_x0000_i1182" style="width:0;height:1.5pt" o:hralign="center" o:hrstd="t" o:hr="t" fillcolor="#a0a0a0" stroked="f"/>
-        </w:pict>
-      </w:r>
-    </w:p>
-    <w:p>
       <w:pPr>
         <w:rPr>
           <w:b/>
@@ -177,15 +159,12 @@
     </w:p>
     <w:p>
       <w:r>
-        <w:t xml:space="preserve">You may believe that people possess free will, that consciousness is produced by the brain, that morality comes from God, that history inevitably progresses, or that competition is </w:t>
-      </w:r>
+        <w:t>You may believe that people possess free will, that consciousness is produced by the brain, that morality comes from God, that history inevitably progresses, or that competition is natural. Beneath each belief lies a deeper structure of assumptions about causation, identity, time, mind, value, and reality itself.</w:t>
+      </w:r>
+    </w:p>
+    <w:p>
       <w:r>
         <w:lastRenderedPageBreak/>
-        <w:t>natural. Beneath each belief lies a deeper structure of assumptions about causation, identity, time, mind, value, and reality itself.</w:t>
-      </w:r>
-    </w:p>
-    <w:p>
-      <w:r>
         <w:t>Your ontology is not merely one belief among many. It is the ground upon which entire families of beliefs stand.</w:t>
       </w:r>
     </w:p>
@@ -216,7 +195,15 @@
     </w:p>
     <w:p>
       <w:r>
-        <w:t>Cognitive dissonance may arise as the old structure begins to conflict with the new. But once you arrive at an ontology that is truer, more right, more good, more faithful, and more agreeable, the contradictions within your former worldview become increasingly difficult to ignore.</w:t>
+        <w:t xml:space="preserve">Cognitive dissonance may arise as the old structure begins to conflict with the new. But once you arrive at an ontology that is truer, more right, </w:t>
+      </w:r>
+      <w:proofErr w:type="gramStart"/>
+      <w:r>
+        <w:t>more good</w:t>
+      </w:r>
+      <w:proofErr w:type="gramEnd"/>
+      <w:r>
+        <w:t>, more faithful, and more agreeable, the contradictions within your former worldview become increasingly difficult to ignore.</w:t>
       </w:r>
     </w:p>
     <w:p>
@@ -287,7 +274,15 @@
     </w:p>
     <w:p>
       <w:r>
-        <w:t>A melody is a whole that cannot be located in any single note.</w:t>
+        <w:t xml:space="preserve">A melody is a whole that cannot </w:t>
+      </w:r>
+      <w:proofErr w:type="gramStart"/>
+      <w:r>
+        <w:t>be located in</w:t>
+      </w:r>
+      <w:proofErr w:type="gramEnd"/>
+      <w:r>
+        <w:t xml:space="preserve"> any single note.</w:t>
       </w:r>
     </w:p>
     <w:p>
@@ -302,7 +297,15 @@
     </w:p>
     <w:p>
       <w:r>
-        <w:t>This raises a question more fundamental than any particular scientific, spiritual, political, or moral belief:</w:t>
+        <w:t xml:space="preserve">This raises a question more fundamental than any </w:t>
+      </w:r>
+      <w:proofErr w:type="gramStart"/>
+      <w:r>
+        <w:t>particular scientific</w:t>
+      </w:r>
+      <w:proofErr w:type="gramEnd"/>
+      <w:r>
+        <w:t>, spiritual, political, or moral belief:</w:t>
       </w:r>
     </w:p>
     <w:p>
@@ -321,7 +324,15 @@
     </w:p>
     <w:p>
       <w:r>
-        <w:t>Wholeness is sometimes confused with completeness, perfection, uniformity, totality, health, harmony, or inclusion. Each points toward part of the idea, but none fully explains it.</w:t>
+        <w:t xml:space="preserve">Wholeness is sometimes confused with completeness, perfection, uniformity, totality, health, harmony, or inclusion. Each </w:t>
+      </w:r>
+      <w:proofErr w:type="gramStart"/>
+      <w:r>
+        <w:t>points</w:t>
+      </w:r>
+      <w:proofErr w:type="gramEnd"/>
+      <w:r>
+        <w:t xml:space="preserve"> toward part of the idea, but none fully explains it.</w:t>
       </w:r>
     </w:p>
     <w:p>
@@ -398,7 +409,7 @@
     <w:p>
       <w:r>
         <w:pict w14:anchorId="30EDEEEE">
-          <v:rect id="_x0000_i1183" style="width:0;height:1.5pt" o:hralign="center" o:hrstd="t" o:hr="t" fillcolor="#a0a0a0" stroked="f"/>
+          <v:rect id="_x0000_i1027" style="width:0;height:1.5pt" o:hralign="center" o:hrstd="t" o:hr="t" fillcolor="#a0a0a0" stroked="f"/>
         </w:pict>
       </w:r>
     </w:p>
@@ -490,7 +501,23 @@
           <w:b/>
           <w:bCs/>
         </w:rPr>
-        <w:t>do → re → mi → fa → so → la → ti → do′</w:t>
+        <w:t xml:space="preserve">do → re → mi → fa → so → la → </w:t>
+      </w:r>
+      <w:proofErr w:type="spellStart"/>
+      <w:r>
+        <w:rPr>
+          <w:b/>
+          <w:bCs/>
+        </w:rPr>
+        <w:t>ti</w:t>
+      </w:r>
+      <w:proofErr w:type="spellEnd"/>
+      <w:r>
+        <w:rPr>
+          <w:b/>
+          <w:bCs/>
+        </w:rPr>
+        <w:t xml:space="preserve"> → do′</w:t>
       </w:r>
     </w:p>
     <w:p>
@@ -586,7 +613,7 @@
     <w:p>
       <w:r>
         <w:pict w14:anchorId="32F3DE81">
-          <v:rect id="_x0000_i1184" style="width:0;height:1.5pt" o:hralign="center" o:hrstd="t" o:hr="t" fillcolor="#a0a0a0" stroked="f"/>
+          <v:rect id="_x0000_i1028" style="width:0;height:1.5pt" o:hralign="center" o:hrstd="t" o:hr="t" fillcolor="#a0a0a0" stroked="f"/>
         </w:pict>
       </w:r>
     </w:p>
@@ -642,7 +669,15 @@
     </w:p>
     <w:p>
       <w:r>
-        <w:t>Nothing has yet been separated into this and that, self and other, inside and outside, center and surroundings. There is no particular thing because particularity requires distinction.</w:t>
+        <w:t xml:space="preserve">Nothing has yet been separated into this and that, self and other, inside and outside, center and surroundings. There is no </w:t>
+      </w:r>
+      <w:proofErr w:type="gramStart"/>
+      <w:r>
+        <w:t>particular thing</w:t>
+      </w:r>
+      <w:proofErr w:type="gramEnd"/>
+      <w:r>
+        <w:t xml:space="preserve"> because particularity requires distinction.</w:t>
       </w:r>
     </w:p>
     <w:p>
@@ -652,7 +687,15 @@
     </w:p>
     <w:p>
       <w:r>
-        <w:t>If nothing is excluded, nothing is yet integrated either. Integration requires distinct parts capable of entering into relationship.</w:t>
+        <w:t xml:space="preserve">If nothing is excluded, nothing is yet integrated either. Integration requires distinct parts capable of </w:t>
+      </w:r>
+      <w:proofErr w:type="gramStart"/>
+      <w:r>
+        <w:t>entering into</w:t>
+      </w:r>
+      <w:proofErr w:type="gramEnd"/>
+      <w:r>
+        <w:t xml:space="preserve"> relationship.</w:t>
       </w:r>
     </w:p>
     <w:p>
@@ -719,7 +762,7 @@
     <w:p>
       <w:r>
         <w:pict w14:anchorId="50ABBDA0">
-          <v:rect id="_x0000_i1185" style="width:0;height:1.5pt" o:hralign="center" o:hrstd="t" o:hr="t" fillcolor="#a0a0a0" stroked="f"/>
+          <v:rect id="_x0000_i1029" style="width:0;height:1.5pt" o:hralign="center" o:hrstd="t" o:hr="t" fillcolor="#a0a0a0" stroked="f"/>
         </w:pict>
       </w:r>
     </w:p>
@@ -875,17 +918,41 @@
     </w:p>
     <w:p>
       <w:r>
-        <w:t>A group may contain many people, yet fail to become a whole because it lacks any shared center of organization or concern.</w:t>
-      </w:r>
-    </w:p>
-    <w:p>
-      <w:r>
-        <w:t>A life may contain countless activities, yet feel fragmented because those activities do not converge around a coherent center.</w:t>
-      </w:r>
-    </w:p>
-    <w:p>
-      <w:r>
-        <w:t>An institution may claim unity while actually possessing several incompatible centers: public service, private profit, reputation protection, political influence, and personal ambition.</w:t>
+        <w:t xml:space="preserve">A group may contain many </w:t>
+      </w:r>
+      <w:proofErr w:type="gramStart"/>
+      <w:r>
+        <w:t>people, yet</w:t>
+      </w:r>
+      <w:proofErr w:type="gramEnd"/>
+      <w:r>
+        <w:t xml:space="preserve"> fail to become a whole because it lacks any shared center of organization or concern.</w:t>
+      </w:r>
+    </w:p>
+    <w:p>
+      <w:r>
+        <w:t xml:space="preserve">A life may contain countless </w:t>
+      </w:r>
+      <w:proofErr w:type="gramStart"/>
+      <w:r>
+        <w:t>activities, yet</w:t>
+      </w:r>
+      <w:proofErr w:type="gramEnd"/>
+      <w:r>
+        <w:t xml:space="preserve"> feel fragmented because those activities do not converge around a coherent center.</w:t>
+      </w:r>
+    </w:p>
+    <w:p>
+      <w:r>
+        <w:t xml:space="preserve">An institution may claim unity while </w:t>
+      </w:r>
+      <w:proofErr w:type="gramStart"/>
+      <w:r>
+        <w:t>actually possessing</w:t>
+      </w:r>
+      <w:proofErr w:type="gramEnd"/>
+      <w:r>
+        <w:t xml:space="preserve"> several incompatible centers: public service, private profit, reputation protection, political influence, and personal ambition.</w:t>
       </w:r>
     </w:p>
     <w:p>
@@ -937,7 +1004,7 @@
     <w:p>
       <w:r>
         <w:pict w14:anchorId="679676E5">
-          <v:rect id="_x0000_i1186" style="width:0;height:1.5pt" o:hralign="center" o:hrstd="t" o:hr="t" fillcolor="#a0a0a0" stroked="f"/>
+          <v:rect id="_x0000_i1030" style="width:0;height:1.5pt" o:hralign="center" o:hrstd="t" o:hr="t" fillcolor="#a0a0a0" stroked="f"/>
         </w:pict>
       </w:r>
     </w:p>
@@ -1109,7 +1176,15 @@
     </w:p>
     <w:p>
       <w:r>
-        <w:t>What others do changes the conditions through which I live.</w:t>
+        <w:t xml:space="preserve">What others do </w:t>
+      </w:r>
+      <w:proofErr w:type="gramStart"/>
+      <w:r>
+        <w:t>changes</w:t>
+      </w:r>
+      <w:proofErr w:type="gramEnd"/>
+      <w:r>
+        <w:t xml:space="preserve"> the conditions through which I live.</w:t>
       </w:r>
     </w:p>
     <w:p>
@@ -1156,7 +1231,7 @@
     <w:p>
       <w:r>
         <w:pict w14:anchorId="125C0BE1">
-          <v:rect id="_x0000_i1187" style="width:0;height:1.5pt" o:hralign="center" o:hrstd="t" o:hr="t" fillcolor="#a0a0a0" stroked="f"/>
+          <v:rect id="_x0000_i1031" style="width:0;height:1.5pt" o:hralign="center" o:hrstd="t" o:hr="t" fillcolor="#a0a0a0" stroked="f"/>
         </w:pict>
       </w:r>
     </w:p>
@@ -1298,7 +1373,15 @@
     </w:p>
     <w:p>
       <w:r>
-        <w:t>A mapmaker is not faithful to an old map when the landscape has changed or the original survey was wrong. Faithfulness to the purpose of mapping requires correction.</w:t>
+        <w:t xml:space="preserve">A mapmaker is not faithful to an old map when the landscape has </w:t>
+      </w:r>
+      <w:proofErr w:type="gramStart"/>
+      <w:r>
+        <w:t>changed</w:t>
+      </w:r>
+      <w:proofErr w:type="gramEnd"/>
+      <w:r>
+        <w:t xml:space="preserve"> or the original survey was wrong. Faithfulness to the purpose of mapping requires correction.</w:t>
       </w:r>
     </w:p>
     <w:p>
@@ -1385,7 +1468,7 @@
     <w:p>
       <w:r>
         <w:pict w14:anchorId="704084A9">
-          <v:rect id="_x0000_i1188" style="width:0;height:1.5pt" o:hralign="center" o:hrstd="t" o:hr="t" fillcolor="#a0a0a0" stroked="f"/>
+          <v:rect id="_x0000_i1032" style="width:0;height:1.5pt" o:hralign="center" o:hrstd="t" o:hr="t" fillcolor="#a0a0a0" stroked="f"/>
         </w:pict>
       </w:r>
     </w:p>
@@ -1608,7 +1691,7 @@
     <w:p>
       <w:r>
         <w:pict w14:anchorId="762E43FF">
-          <v:rect id="_x0000_i1189" style="width:0;height:1.5pt" o:hralign="center" o:hrstd="t" o:hr="t" fillcolor="#a0a0a0" stroked="f"/>
+          <v:rect id="_x0000_i1033" style="width:0;height:1.5pt" o:hralign="center" o:hrstd="t" o:hr="t" fillcolor="#a0a0a0" stroked="f"/>
         </w:pict>
       </w:r>
     </w:p>
@@ -1842,7 +1925,7 @@
     <w:p>
       <w:r>
         <w:pict w14:anchorId="67F39089">
-          <v:rect id="_x0000_i1190" style="width:0;height:1.5pt" o:hralign="center" o:hrstd="t" o:hr="t" fillcolor="#a0a0a0" stroked="f"/>
+          <v:rect id="_x0000_i1034" style="width:0;height:1.5pt" o:hralign="center" o:hrstd="t" o:hr="t" fillcolor="#a0a0a0" stroked="f"/>
         </w:pict>
       </w:r>
     </w:p>
@@ -2122,7 +2205,7 @@
     <w:p>
       <w:r>
         <w:pict w14:anchorId="05FCBE33">
-          <v:rect id="_x0000_i1191" style="width:0;height:1.5pt" o:hralign="center" o:hrstd="t" o:hr="t" fillcolor="#a0a0a0" stroked="f"/>
+          <v:rect id="_x0000_i1035" style="width:0;height:1.5pt" o:hralign="center" o:hrstd="t" o:hr="t" fillcolor="#a0a0a0" stroked="f"/>
         </w:pict>
       </w:r>
     </w:p>
@@ -2148,12 +2231,21 @@
           <w:bCs/>
         </w:rPr>
       </w:pPr>
-      <w:r>
-        <w:rPr>
-          <w:b/>
-          <w:bCs/>
-        </w:rPr>
-        <w:t>ti: The Field</w:t>
+      <w:proofErr w:type="spellStart"/>
+      <w:r>
+        <w:rPr>
+          <w:b/>
+          <w:bCs/>
+        </w:rPr>
+        <w:t>ti</w:t>
+      </w:r>
+      <w:proofErr w:type="spellEnd"/>
+      <w:r>
+        <w:rPr>
+          <w:b/>
+          <w:bCs/>
+        </w:rPr>
+        <w:t>: The Field</w:t>
       </w:r>
     </w:p>
     <w:p>
@@ -2229,12 +2321,28 @@
     <w:p>
       <w:r>
         <w:lastRenderedPageBreak/>
-        <w:t>If its internal representations become detached from what is actually happening, coordination begins to fail.</w:t>
-      </w:r>
-    </w:p>
-    <w:p>
-      <w:r>
-        <w:t>A person who cannot acknowledge their own motives becomes divided against themselves.</w:t>
+        <w:t xml:space="preserve">If its internal representations become detached from what is </w:t>
+      </w:r>
+      <w:proofErr w:type="gramStart"/>
+      <w:r>
+        <w:t>actually happening</w:t>
+      </w:r>
+      <w:proofErr w:type="gramEnd"/>
+      <w:r>
+        <w:t>, coordination begins to fail.</w:t>
+      </w:r>
+    </w:p>
+    <w:p>
+      <w:r>
+        <w:t xml:space="preserve">A person who cannot acknowledge their own motives </w:t>
+      </w:r>
+      <w:proofErr w:type="gramStart"/>
+      <w:r>
+        <w:t>becomes</w:t>
+      </w:r>
+      <w:proofErr w:type="gramEnd"/>
+      <w:r>
+        <w:t xml:space="preserve"> divided against themselves.</w:t>
       </w:r>
     </w:p>
     <w:p>
@@ -2396,7 +2504,7 @@
     <w:p>
       <w:r>
         <w:pict w14:anchorId="4C19699E">
-          <v:rect id="_x0000_i1192" style="width:0;height:1.5pt" o:hralign="center" o:hrstd="t" o:hr="t" fillcolor="#a0a0a0" stroked="f"/>
+          <v:rect id="_x0000_i1036" style="width:0;height:1.5pt" o:hralign="center" o:hrstd="t" o:hr="t" fillcolor="#a0a0a0" stroked="f"/>
         </w:pict>
       </w:r>
     </w:p>
@@ -2488,7 +2596,15 @@
     </w:p>
     <w:p>
       <w:r>
-        <w:t>A moment of experience can be whole in itself while participating in a life.</w:t>
+        <w:t xml:space="preserve">A moment of experience can be whole </w:t>
+      </w:r>
+      <w:proofErr w:type="gramStart"/>
+      <w:r>
+        <w:t>in itself while</w:t>
+      </w:r>
+      <w:proofErr w:type="gramEnd"/>
+      <w:r>
+        <w:t xml:space="preserve"> participating in a life.</w:t>
       </w:r>
     </w:p>
     <w:p>
@@ -2680,7 +2796,7 @@
     <w:p>
       <w:r>
         <w:pict w14:anchorId="05F5A9FE">
-          <v:rect id="_x0000_i1193" style="width:0;height:1.5pt" o:hralign="center" o:hrstd="t" o:hr="t" fillcolor="#a0a0a0" stroked="f"/>
+          <v:rect id="_x0000_i1037" style="width:0;height:1.5pt" o:hralign="center" o:hrstd="t" o:hr="t" fillcolor="#a0a0a0" stroked="f"/>
         </w:pict>
       </w:r>
     </w:p>
@@ -3038,7 +3154,7 @@
     <w:p>
       <w:r>
         <w:pict w14:anchorId="3C8735B6">
-          <v:rect id="_x0000_i1194" style="width:0;height:1.5pt" o:hralign="center" o:hrstd="t" o:hr="t" fillcolor="#a0a0a0" stroked="f"/>
+          <v:rect id="_x0000_i1038" style="width:0;height:1.5pt" o:hralign="center" o:hrstd="t" o:hr="t" fillcolor="#a0a0a0" stroked="f"/>
         </w:pict>
       </w:r>
     </w:p>
@@ -3108,7 +3224,23 @@
           <w:b/>
           <w:bCs/>
         </w:rPr>
-        <w:t>more right, more good, more true, more faithful, and more agreeable.</w:t>
+        <w:t xml:space="preserve">more right, </w:t>
+      </w:r>
+      <w:proofErr w:type="gramStart"/>
+      <w:r>
+        <w:rPr>
+          <w:b/>
+          <w:bCs/>
+        </w:rPr>
+        <w:t>more good</w:t>
+      </w:r>
+      <w:proofErr w:type="gramEnd"/>
+      <w:r>
+        <w:rPr>
+          <w:b/>
+          <w:bCs/>
+        </w:rPr>
+        <w:t>, more true, more faithful, and more agreeable.</w:t>
       </w:r>
     </w:p>
     <w:p>
@@ -3124,7 +3256,7 @@
     <w:p>
       <w:r>
         <w:pict w14:anchorId="2A24690D">
-          <v:rect id="_x0000_i1195" style="width:0;height:1.5pt" o:hralign="center" o:hrstd="t" o:hr="t" fillcolor="#a0a0a0" stroked="f"/>
+          <v:rect id="_x0000_i1039" style="width:0;height:1.5pt" o:hralign="center" o:hrstd="t" o:hr="t" fillcolor="#a0a0a0" stroked="f"/>
         </w:pict>
       </w:r>
     </w:p>
@@ -3217,7 +3349,7 @@
     <w:p>
       <w:r>
         <w:pict w14:anchorId="51DEDAB5">
-          <v:rect id="_x0000_i1196" style="width:0;height:1.5pt" o:hralign="center" o:hrstd="t" o:hr="t" fillcolor="#a0a0a0" stroked="f"/>
+          <v:rect id="_x0000_i1040" style="width:0;height:1.5pt" o:hralign="center" o:hrstd="t" o:hr="t" fillcolor="#a0a0a0" stroked="f"/>
         </w:pict>
       </w:r>
     </w:p>
@@ -3294,7 +3426,7 @@
     <w:p>
       <w:r>
         <w:pict w14:anchorId="6D793A6D">
-          <v:rect id="_x0000_i1197" style="width:0;height:1.5pt" o:hralign="center" o:hrstd="t" o:hr="t" fillcolor="#a0a0a0" stroked="f"/>
+          <v:rect id="_x0000_i1041" style="width:0;height:1.5pt" o:hralign="center" o:hrstd="t" o:hr="t" fillcolor="#a0a0a0" stroked="f"/>
         </w:pict>
       </w:r>
     </w:p>
@@ -3382,7 +3514,7 @@
     <w:p>
       <w:r>
         <w:pict w14:anchorId="5EC35E48">
-          <v:rect id="_x0000_i1198" style="width:0;height:1.5pt" o:hralign="center" o:hrstd="t" o:hr="t" fillcolor="#a0a0a0" stroked="f"/>
+          <v:rect id="_x0000_i1042" style="width:0;height:1.5pt" o:hralign="center" o:hrstd="t" o:hr="t" fillcolor="#a0a0a0" stroked="f"/>
         </w:pict>
       </w:r>
     </w:p>
@@ -3480,7 +3612,7 @@
     <w:p>
       <w:r>
         <w:pict w14:anchorId="0804E593">
-          <v:rect id="_x0000_i1199" style="width:0;height:1.5pt" o:hralign="center" o:hrstd="t" o:hr="t" fillcolor="#a0a0a0" stroked="f"/>
+          <v:rect id="_x0000_i1043" style="width:0;height:1.5pt" o:hralign="center" o:hrstd="t" o:hr="t" fillcolor="#a0a0a0" stroked="f"/>
         </w:pict>
       </w:r>
     </w:p>
@@ -3578,7 +3710,7 @@
     <w:p>
       <w:r>
         <w:pict w14:anchorId="3EE7DDB8">
-          <v:rect id="_x0000_i1200" style="width:0;height:1.5pt" o:hralign="center" o:hrstd="t" o:hr="t" fillcolor="#a0a0a0" stroked="f"/>
+          <v:rect id="_x0000_i1044" style="width:0;height:1.5pt" o:hralign="center" o:hrstd="t" o:hr="t" fillcolor="#a0a0a0" stroked="f"/>
         </w:pict>
       </w:r>
     </w:p>
@@ -3730,7 +3862,15 @@
     </w:p>
     <w:p>
       <w:r>
-        <w:t>Is it becoming more right?</w:t>
+        <w:t xml:space="preserve">Is it becoming </w:t>
+      </w:r>
+      <w:proofErr w:type="gramStart"/>
+      <w:r>
+        <w:t>more</w:t>
+      </w:r>
+      <w:proofErr w:type="gramEnd"/>
+      <w:r>
+        <w:t xml:space="preserve"> right?</w:t>
       </w:r>
     </w:p>
     <w:p>
@@ -3740,7 +3880,15 @@
     </w:p>
     <w:p>
       <w:r>
-        <w:t>Is it becoming more good?</w:t>
+        <w:t xml:space="preserve">Is it becoming </w:t>
+      </w:r>
+      <w:proofErr w:type="gramStart"/>
+      <w:r>
+        <w:t>more good</w:t>
+      </w:r>
+      <w:proofErr w:type="gramEnd"/>
+      <w:r>
+        <w:t>?</w:t>
       </w:r>
     </w:p>
     <w:p>
@@ -3837,7 +3985,7 @@
     <w:p>
       <w:r>
         <w:pict w14:anchorId="6031A0DA">
-          <v:rect id="_x0000_i1201" style="width:0;height:1.5pt" o:hralign="center" o:hrstd="t" o:hr="t" fillcolor="#a0a0a0" stroked="f"/>
+          <v:rect id="_x0000_i1045" style="width:0;height:1.5pt" o:hralign="center" o:hrstd="t" o:hr="t" fillcolor="#a0a0a0" stroked="f"/>
         </w:pict>
       </w:r>
     </w:p>
@@ -4055,7 +4203,7 @@
     <w:p>
       <w:r>
         <w:pict w14:anchorId="6AF4B032">
-          <v:rect id="_x0000_i1202" style="width:0;height:1.5pt" o:hralign="center" o:hrstd="t" o:hr="t" fillcolor="#a0a0a0" stroked="f"/>
+          <v:rect id="_x0000_i1046" style="width:0;height:1.5pt" o:hralign="center" o:hrstd="t" o:hr="t" fillcolor="#a0a0a0" stroked="f"/>
         </w:pict>
       </w:r>
     </w:p>
@@ -4204,7 +4352,7 @@
     <w:p>
       <w:r>
         <w:pict w14:anchorId="481868AC">
-          <v:rect id="_x0000_i1203" style="width:0;height:1.5pt" o:hralign="center" o:hrstd="t" o:hr="t" fillcolor="#a0a0a0" stroked="f"/>
+          <v:rect id="_x0000_i1047" style="width:0;height:1.5pt" o:hralign="center" o:hrstd="t" o:hr="t" fillcolor="#a0a0a0" stroked="f"/>
         </w:pict>
       </w:r>
     </w:p>
@@ -4352,7 +4500,7 @@
     <w:p>
       <w:r>
         <w:pict w14:anchorId="6B7467B9">
-          <v:rect id="_x0000_i1204" style="width:0;height:1.5pt" o:hralign="center" o:hrstd="t" o:hr="t" fillcolor="#a0a0a0" stroked="f"/>
+          <v:rect id="_x0000_i1048" style="width:0;height:1.5pt" o:hralign="center" o:hrstd="t" o:hr="t" fillcolor="#a0a0a0" stroked="f"/>
         </w:pict>
       </w:r>
     </w:p>
@@ -4444,7 +4592,15 @@
     </w:p>
     <w:p>
       <w:r>
-        <w:t>Neither should erase the other’s domain by definition.</w:t>
+        <w:t xml:space="preserve">Neither should erase the other’s </w:t>
+      </w:r>
+      <w:proofErr w:type="gramStart"/>
+      <w:r>
+        <w:t>domain by definition</w:t>
+      </w:r>
+      <w:proofErr w:type="gramEnd"/>
+      <w:r>
+        <w:t>.</w:t>
       </w:r>
     </w:p>
     <w:p>
@@ -4505,7 +4661,7 @@
     <w:p>
       <w:r>
         <w:pict w14:anchorId="6BBC0ADB">
-          <v:rect id="_x0000_i1205" style="width:0;height:1.5pt" o:hralign="center" o:hrstd="t" o:hr="t" fillcolor="#a0a0a0" stroked="f"/>
+          <v:rect id="_x0000_i1049" style="width:0;height:1.5pt" o:hralign="center" o:hrstd="t" o:hr="t" fillcolor="#a0a0a0" stroked="f"/>
         </w:pict>
       </w:r>
     </w:p>
@@ -4546,7 +4702,15 @@
     </w:p>
     <w:p>
       <w:r>
-        <w:t>You possess a foundational model of reality whether or not you have consciously examined it.</w:t>
+        <w:t xml:space="preserve">You possess a foundational model of reality </w:t>
+      </w:r>
+      <w:proofErr w:type="gramStart"/>
+      <w:r>
+        <w:t>whether or not</w:t>
+      </w:r>
+      <w:proofErr w:type="gramEnd"/>
+      <w:r>
+        <w:t xml:space="preserve"> you have consciously examined it.</w:t>
       </w:r>
     </w:p>
     <w:p>
@@ -4671,13 +4835,23 @@
       </w:r>
     </w:p>
     <w:p>
-      <w:r>
-        <w:t>More good.</w:t>
-      </w:r>
-    </w:p>
-    <w:p>
-      <w:r>
-        <w:t>More true.</w:t>
+      <w:proofErr w:type="gramStart"/>
+      <w:r>
+        <w:t>More good</w:t>
+      </w:r>
+      <w:proofErr w:type="gramEnd"/>
+      <w:r>
+        <w:t>.</w:t>
+      </w:r>
+    </w:p>
+    <w:p>
+      <w:proofErr w:type="gramStart"/>
+      <w:r>
+        <w:t>More true</w:t>
+      </w:r>
+      <w:proofErr w:type="gramEnd"/>
+      <w:r>
+        <w:t>.</w:t>
       </w:r>
     </w:p>
     <w:p>
@@ -4844,7 +5018,7 @@
     <w:p>
       <w:r>
         <w:pict w14:anchorId="27F96E11">
-          <v:rect id="_x0000_i1206" style="width:0;height:1.5pt" o:hralign="center" o:hrstd="t" o:hr="t" fillcolor="#a0a0a0" stroked="f"/>
+          <v:rect id="_x0000_i1050" style="width:0;height:1.5pt" o:hralign="center" o:hrstd="t" o:hr="t" fillcolor="#a0a0a0" stroked="f"/>
         </w:pict>
       </w:r>
     </w:p>
@@ -4921,7 +5095,15 @@
     </w:p>
     <w:p>
       <w:r>
-        <w:t>And every completed whole opens into something greater.</w:t>
+        <w:t xml:space="preserve">And every completed whole </w:t>
+      </w:r>
+      <w:proofErr w:type="gramStart"/>
+      <w:r>
+        <w:t>opens</w:t>
+      </w:r>
+      <w:proofErr w:type="gramEnd"/>
+      <w:r>
+        <w:t xml:space="preserve"> into something greater.</w:t>
       </w:r>
     </w:p>
     <w:p/>
@@ -5536,6 +5718,7 @@
   <w:style w:type="character" w:default="1" w:styleId="DefaultParagraphFont">
     <w:name w:val="Default Paragraph Font"/>
     <w:uiPriority w:val="1"/>
+    <w:semiHidden/>
     <w:unhideWhenUsed/>
   </w:style>
   <w:style w:type="table" w:default="1" w:styleId="TableNormal">
